--- a/dist/SUBMISSION_FINAL/P4_Singapore_MIR/01_manuscript_blinded.docx
+++ b/dist/SUBMISSION_FINAL/P4_Singapore_MIR/01_manuscript_blinded.docx
@@ -234,7 +234,7 @@
         </m:r>
       </m:oMath>
       <w:r>
-        <w:t xml:space="preserve">=+3.119, p=.005) is the most distinctive empirical finding, and the one least anticipated by prior literature.</w:t>
+        <w:t xml:space="preserve">=+3.119, p = .005) is the most distinctive empirical finding, and the one least anticipated by prior literature.</w:t>
       </w:r>
       <w:r>
         <w:t xml:space="preserve"> </w:t>
@@ -1315,7 +1315,7 @@
         <w:t xml:space="preserve"> </w:t>
       </w:r>
       <w:r>
-        <w:t xml:space="preserve">Inter-item correlations within TCI (mean r = 0.18) and within DAI (mean r = 0.21) are positive but modest, consistent with a formative model where indicators contribute partially independent information rather than redundantly indexing one latent factor.</w:t>
+        <w:t xml:space="preserve">Inter-item correlations within TCI (mean r = .18) and within DAI (mean r = .21) are positive but modest, consistent with a formative model where indicators contribute partially independent information rather than redundantly indexing one latent factor.</w:t>
       </w:r>
     </w:p>
     <w:p>
@@ -2382,7 +2382,7 @@
         <w:pStyle w:val="FirstParagraph"/>
       </w:pPr>
       <w:r>
-        <w:t xml:space="preserve">Table 1 reports descriptive statistics and pairwise correlations for the analytic sample. Mean log labour productivity is 11.42 with a standard deviation of 1.18, while mean FSTS is 0.045 with a standard deviation of 0.144, confirming that most firms in the sample are domestically oriented. TCI and DAI are positively correlated at r = 0.31, which is consistent with the idea that technologically stronger firms are somewhat more digitally active, but the correlation is far from high enough to justify collapsing the two constructs into a single measure. Both TCI and DAI are positively correlated with labour productivity, and DAI also shows a modest positive correlation with export intensity.</w:t>
+        <w:t xml:space="preserve">Table 1 reports descriptive statistics and pairwise correlations for the analytic sample. Mean log labour productivity is 11.42 with a standard deviation of 1.18, while mean FSTS is 0.045 with a standard deviation of 0.144, confirming that most firms in the sample are domestically oriented. TCI and DAI are positively correlated at r = .31, which is consistent with the idea that technologically stronger firms are somewhat more digitally active, but the correlation is far from high enough to justify collapsing the two constructs into a single measure. Both TCI and DAI are positively correlated with labour productivity, and DAI also shows a modest positive correlation with export intensity.</w:t>
       </w:r>
       <w:r>
         <w:t xml:space="preserve"> </w:t>
@@ -6035,7 +6035,7 @@
         </m:r>
       </m:oMath>
       <w:r>
-        <w:t xml:space="preserve">=+2.821, joint F p=.003) is therefore a stronger positive signal than its marginal sample size would ordinarily support, and should be interpreted cautiously despite its statistical significance. Taken together, the strongest empirical claim of Section 4 is therefore not that digital adoption yields a large average productivity premium, but that its association with productivity becomes more positive as export intensity rises within the Singapore sample, with the clearest signal concentrated in the high-export tail.</w:t>
+        <w:t xml:space="preserve">=+2.821, joint F p = .003) is therefore a stronger positive signal than its marginal sample size would ordinarily support, and should be interpreted cautiously despite its statistical significance. Taken together, the strongest empirical claim of Section 4 is therefore not that digital adoption yields a large average productivity premium, but that its association with productivity becomes more positive as export intensity rises within the Singapore sample, with the clearest signal concentrated in the high-export tail.</w:t>
       </w:r>
     </w:p>
     <w:p>
@@ -6077,7 +6077,7 @@
         </m:r>
       </m:oMath>
       <w:r>
-        <w:t xml:space="preserve">=+2.821) and the joint F-test is significant (F=6.32, p=.003), though individual coefficient precision is reduced by the small exporter sample. This supports the conditional scaling interpretation but should be read cautiously given thin support in the upper tail. (ii)</w:t>
+        <w:t xml:space="preserve">=+2.821) and the joint F-test is significant (F = 6.32, p = .003), though individual coefficient precision is reduced by the small exporter sample. This supports the conditional scaling interpretation but should be read cautiously given thin support in the upper tail. (ii)</w:t>
       </w:r>
       <w:r>
         <w:t xml:space="preserve"> </w:t>
@@ -7169,7 +7169,7 @@
         </m:r>
       </m:oMath>
       <w:r>
-        <w:t xml:space="preserve">=+3.119, p=.005) fits amplification most closely: DAI specifically elevates productivity in the high-export tail where cross-border coordination demands are densest, and the positive quadratic form implies that DAI's productivity contribution accelerates rather than merely shifts with export intensity. The remaining candidate, a</w:t>
+        <w:t xml:space="preserve">=+3.119, p = .005) fits amplification most closely: DAI specifically elevates productivity in the high-export tail where cross-border coordination demands are densest, and the positive quadratic form implies that DAI's productivity contribution accelerates rather than merely shifts with export intensity. The remaining candidate, a</w:t>
       </w:r>
       <w:r>
         <w:t xml:space="preserve"> </w:t>

--- a/dist/SUBMISSION_FINAL/P4_Singapore_MIR/01_manuscript_blinded.docx
+++ b/dist/SUBMISSION_FINAL/P4_Singapore_MIR/01_manuscript_blinded.docx
@@ -2,7 +2,7 @@
 <file path=word/document.xml><?xml version="1.0" encoding="utf-8"?>
 <w:document xmlns:w="http://schemas.openxmlformats.org/wordprocessingml/2006/main" xmlns:m="http://schemas.openxmlformats.org/officeDocument/2006/math" xmlns:r="http://schemas.openxmlformats.org/officeDocument/2006/relationships" xmlns:o="urn:schemas-microsoft-com:office:office" xmlns:v="urn:schemas-microsoft-com:vml" xmlns:w10="urn:schemas-microsoft-com:office:word" xmlns:a="http://schemas.openxmlformats.org/drawingml/2006/main" xmlns:pic="http://schemas.openxmlformats.org/drawingml/2006/picture" xmlns:wp="http://schemas.openxmlformats.org/drawingml/2006/wordprocessingDrawing">
   <w:body>
-    <w:bookmarkStart w:id="96" w:name="X07c3a2f9ec246b5120b9b19625fb58c0a5f9521"/>
+    <w:bookmarkStart w:id="99" w:name="X07c3a2f9ec246b5120b9b19625fb58c0a5f9521"/>
     <w:p>
       <w:pPr>
         <w:pStyle w:val="Heading1"/>
@@ -7398,6 +7398,60 @@
         <w:t xml:space="preserve">The authors received no specific grant from any funding agency in the public, commercial, or not-for-profit sectors for the research, authorship, or publication of this article. The authors declare no conflicts of interest.</w:t>
       </w:r>
     </w:p>
+    <w:bookmarkEnd w:id="65"/>
+    <w:bookmarkStart w:id="66" w:name="conflict-of-interest"/>
+    <w:p>
+      <w:pPr>
+        <w:pStyle w:val="Heading2"/>
+      </w:pPr>
+      <w:r>
+        <w:t xml:space="preserve">Conflict of Interest</w:t>
+      </w:r>
+    </w:p>
+    <w:p>
+      <w:pPr>
+        <w:pStyle w:val="FirstParagraph"/>
+      </w:pPr>
+      <w:r>
+        <w:t xml:space="preserve">The authors declare no conflict of interest.</w:t>
+      </w:r>
+    </w:p>
+    <w:bookmarkEnd w:id="66"/>
+    <w:bookmarkStart w:id="67" w:name="funding"/>
+    <w:p>
+      <w:pPr>
+        <w:pStyle w:val="Heading2"/>
+      </w:pPr>
+      <w:r>
+        <w:t xml:space="preserve">Funding</w:t>
+      </w:r>
+    </w:p>
+    <w:p>
+      <w:pPr>
+        <w:pStyle w:val="FirstParagraph"/>
+      </w:pPr>
+      <w:r>
+        <w:t xml:space="preserve">This research received no specific grant from any funding agency in the public, commercial, or not-for-profit sectors.</w:t>
+      </w:r>
+    </w:p>
+    <w:bookmarkEnd w:id="67"/>
+    <w:bookmarkStart w:id="68" w:name="X799c23334c5944d058eaf15944a1408ff96b683"/>
+    <w:p>
+      <w:pPr>
+        <w:pStyle w:val="Heading2"/>
+      </w:pPr>
+      <w:r>
+        <w:t xml:space="preserve">Use of Generative AI in the Writing Process</w:t>
+      </w:r>
+    </w:p>
+    <w:p>
+      <w:pPr>
+        <w:pStyle w:val="FirstParagraph"/>
+      </w:pPr>
+      <w:r>
+        <w:t xml:space="preserve">Generative AI tools were used during manuscript preparation to assist with language editing, consistency checking of statistical notation, and assembly of replication-package documentation. All conceptual framing, hypothesis development, empirical analysis, results interpretation, and final wording were authored by the human authors, who take full responsibility for the content of the publication.</w:t>
+      </w:r>
+    </w:p>
     <w:p>
       <w:r>
         <w:pict>
@@ -7405,8 +7459,8 @@
         </w:pict>
       </w:r>
     </w:p>
-    <w:bookmarkEnd w:id="65"/>
-    <w:bookmarkStart w:id="95" w:name="references"/>
+    <w:bookmarkEnd w:id="68"/>
+    <w:bookmarkStart w:id="98" w:name="references"/>
     <w:p>
       <w:pPr>
         <w:pStyle w:val="Heading2"/>
@@ -7451,7 +7505,7 @@
       <w:r>
         <w:t xml:space="preserve"> </w:t>
       </w:r>
-      <w:hyperlink r:id="rId66">
+      <w:hyperlink r:id="rId69">
         <w:r>
           <w:rPr>
             <w:rStyle w:val="Hyperlink"/>
@@ -7513,7 +7567,7 @@
       <w:r>
         <w:t xml:space="preserve"> </w:t>
       </w:r>
-      <w:hyperlink r:id="rId67">
+      <w:hyperlink r:id="rId70">
         <w:r>
           <w:rPr>
             <w:rStyle w:val="Hyperlink"/>
@@ -7556,7 +7610,7 @@
       <w:r>
         <w:t xml:space="preserve"> </w:t>
       </w:r>
-      <w:hyperlink r:id="rId68">
+      <w:hyperlink r:id="rId71">
         <w:r>
           <w:rPr>
             <w:rStyle w:val="Hyperlink"/>
@@ -7599,7 +7653,7 @@
       <w:r>
         <w:t xml:space="preserve"> </w:t>
       </w:r>
-      <w:hyperlink r:id="rId69">
+      <w:hyperlink r:id="rId72">
         <w:r>
           <w:rPr>
             <w:rStyle w:val="Hyperlink"/>
@@ -7642,7 +7696,7 @@
       <w:r>
         <w:t xml:space="preserve"> </w:t>
       </w:r>
-      <w:hyperlink r:id="rId70">
+      <w:hyperlink r:id="rId73">
         <w:r>
           <w:rPr>
             <w:rStyle w:val="Hyperlink"/>
@@ -7685,7 +7739,7 @@
       <w:r>
         <w:t xml:space="preserve"> </w:t>
       </w:r>
-      <w:hyperlink r:id="rId71">
+      <w:hyperlink r:id="rId74">
         <w:r>
           <w:rPr>
             <w:rStyle w:val="Hyperlink"/>
@@ -7728,7 +7782,7 @@
       <w:r>
         <w:t xml:space="preserve"> </w:t>
       </w:r>
-      <w:hyperlink r:id="rId72">
+      <w:hyperlink r:id="rId75">
         <w:r>
           <w:rPr>
             <w:rStyle w:val="Hyperlink"/>
@@ -7793,7 +7847,7 @@
       <w:r>
         <w:t xml:space="preserve"> </w:t>
       </w:r>
-      <w:hyperlink r:id="rId73">
+      <w:hyperlink r:id="rId76">
         <w:r>
           <w:rPr>
             <w:rStyle w:val="Hyperlink"/>
@@ -7836,7 +7890,7 @@
       <w:r>
         <w:t xml:space="preserve"> </w:t>
       </w:r>
-      <w:hyperlink r:id="rId74">
+      <w:hyperlink r:id="rId77">
         <w:r>
           <w:rPr>
             <w:rStyle w:val="Hyperlink"/>
@@ -7879,7 +7933,7 @@
       <w:r>
         <w:t xml:space="preserve"> </w:t>
       </w:r>
-      <w:hyperlink r:id="rId75">
+      <w:hyperlink r:id="rId78">
         <w:r>
           <w:rPr>
             <w:rStyle w:val="Hyperlink"/>
@@ -7922,7 +7976,7 @@
       <w:r>
         <w:t xml:space="preserve"> </w:t>
       </w:r>
-      <w:hyperlink r:id="rId76">
+      <w:hyperlink r:id="rId79">
         <w:r>
           <w:rPr>
             <w:rStyle w:val="Hyperlink"/>
@@ -7965,7 +8019,7 @@
       <w:r>
         <w:t xml:space="preserve"> </w:t>
       </w:r>
-      <w:hyperlink r:id="rId77">
+      <w:hyperlink r:id="rId80">
         <w:r>
           <w:rPr>
             <w:rStyle w:val="Hyperlink"/>
@@ -8008,7 +8062,7 @@
       <w:r>
         <w:t xml:space="preserve"> </w:t>
       </w:r>
-      <w:hyperlink r:id="rId78">
+      <w:hyperlink r:id="rId81">
         <w:r>
           <w:rPr>
             <w:rStyle w:val="Hyperlink"/>
@@ -8051,7 +8105,7 @@
       <w:r>
         <w:t xml:space="preserve"> </w:t>
       </w:r>
-      <w:hyperlink r:id="rId79">
+      <w:hyperlink r:id="rId82">
         <w:r>
           <w:rPr>
             <w:rStyle w:val="Hyperlink"/>
@@ -8094,7 +8148,7 @@
       <w:r>
         <w:t xml:space="preserve"> </w:t>
       </w:r>
-      <w:hyperlink r:id="rId80">
+      <w:hyperlink r:id="rId83">
         <w:r>
           <w:rPr>
             <w:rStyle w:val="Hyperlink"/>
@@ -8137,7 +8191,7 @@
       <w:r>
         <w:t xml:space="preserve"> </w:t>
       </w:r>
-      <w:hyperlink r:id="rId81">
+      <w:hyperlink r:id="rId84">
         <w:r>
           <w:rPr>
             <w:rStyle w:val="Hyperlink"/>
@@ -8180,7 +8234,7 @@
       <w:r>
         <w:t xml:space="preserve"> </w:t>
       </w:r>
-      <w:hyperlink r:id="rId82">
+      <w:hyperlink r:id="rId85">
         <w:r>
           <w:rPr>
             <w:rStyle w:val="Hyperlink"/>
@@ -8223,7 +8277,7 @@
       <w:r>
         <w:t xml:space="preserve"> </w:t>
       </w:r>
-      <w:hyperlink r:id="rId83">
+      <w:hyperlink r:id="rId86">
         <w:r>
           <w:rPr>
             <w:rStyle w:val="Hyperlink"/>
@@ -8266,7 +8320,7 @@
       <w:r>
         <w:t xml:space="preserve"> </w:t>
       </w:r>
-      <w:hyperlink r:id="rId84">
+      <w:hyperlink r:id="rId87">
         <w:r>
           <w:rPr>
             <w:rStyle w:val="Hyperlink"/>
@@ -8309,7 +8363,7 @@
       <w:r>
         <w:t xml:space="preserve"> </w:t>
       </w:r>
-      <w:hyperlink r:id="rId85">
+      <w:hyperlink r:id="rId88">
         <w:r>
           <w:rPr>
             <w:rStyle w:val="Hyperlink"/>
@@ -8352,7 +8406,7 @@
       <w:r>
         <w:t xml:space="preserve"> </w:t>
       </w:r>
-      <w:hyperlink r:id="rId86">
+      <w:hyperlink r:id="rId89">
         <w:r>
           <w:rPr>
             <w:rStyle w:val="Hyperlink"/>
@@ -8395,7 +8449,7 @@
       <w:r>
         <w:t xml:space="preserve"> </w:t>
       </w:r>
-      <w:hyperlink r:id="rId87">
+      <w:hyperlink r:id="rId90">
         <w:r>
           <w:rPr>
             <w:rStyle w:val="Hyperlink"/>
@@ -8438,7 +8492,7 @@
       <w:r>
         <w:t xml:space="preserve"> </w:t>
       </w:r>
-      <w:hyperlink r:id="rId88">
+      <w:hyperlink r:id="rId91">
         <w:r>
           <w:rPr>
             <w:rStyle w:val="Hyperlink"/>
@@ -8481,7 +8535,7 @@
       <w:r>
         <w:t xml:space="preserve"> </w:t>
       </w:r>
-      <w:hyperlink r:id="rId89">
+      <w:hyperlink r:id="rId92">
         <w:r>
           <w:rPr>
             <w:rStyle w:val="Hyperlink"/>
@@ -8524,7 +8578,7 @@
       <w:r>
         <w:t xml:space="preserve"> </w:t>
       </w:r>
-      <w:hyperlink r:id="rId90">
+      <w:hyperlink r:id="rId93">
         <w:r>
           <w:rPr>
             <w:rStyle w:val="Hyperlink"/>
@@ -8567,7 +8621,7 @@
       <w:r>
         <w:t xml:space="preserve"> </w:t>
       </w:r>
-      <w:hyperlink r:id="rId91">
+      <w:hyperlink r:id="rId94">
         <w:r>
           <w:rPr>
             <w:rStyle w:val="Hyperlink"/>
@@ -8610,7 +8664,7 @@
       <w:r>
         <w:t xml:space="preserve"> </w:t>
       </w:r>
-      <w:hyperlink r:id="rId92">
+      <w:hyperlink r:id="rId95">
         <w:r>
           <w:rPr>
             <w:rStyle w:val="Hyperlink"/>
@@ -8653,7 +8707,7 @@
       <w:r>
         <w:t xml:space="preserve"> </w:t>
       </w:r>
-      <w:hyperlink r:id="rId93">
+      <w:hyperlink r:id="rId96">
         <w:r>
           <w:rPr>
             <w:rStyle w:val="Hyperlink"/>
@@ -8696,7 +8750,7 @@
       <w:r>
         <w:t xml:space="preserve"> </w:t>
       </w:r>
-      <w:hyperlink r:id="rId94">
+      <w:hyperlink r:id="rId97">
         <w:r>
           <w:rPr>
             <w:rStyle w:val="Hyperlink"/>
@@ -8754,8 +8808,8 @@
         </w:r>
       </w:hyperlink>
     </w:p>
-    <w:bookmarkEnd w:id="95"/>
-    <w:bookmarkEnd w:id="96"/>
+    <w:bookmarkEnd w:id="98"/>
+    <w:bookmarkEnd w:id="99"/>
     <w:sectPr>
       <w:pgSz w:h="16838" w:w="11906"/>
       <w:pgMar w:bottom="1417" w:left="1417" w:right="1417" w:top="1417"/>
